--- a/output/投研舆情晨报_2026-09-18.docx
+++ b/output/投研舆情晨报_2026-09-18.docx
@@ -19,7 +19,7 @@
           <w:color w:val="8A939E"/>
           <w:sz w:val="18"/>
         </w:rPr>
-        <w:t>覆盖 6 家媒体 · 入库 5,623 条 · 去重后 2,498 条 · 识别热点 76 个</w:t>
+        <w:t>覆盖 6 家媒体 · 入库 6,257 条 · 去重后 2,249 条 · 识别热点 62 个</w:t>
       </w:r>
     </w:p>
     <w:p>
@@ -126,131 +126,7 @@
           </w:tcPr>
           <w:p>
             <w:r>
-              <w:t>0.779</w:t>
-            </w:r>
-          </w:p>
-        </w:tc>
-        <w:tc>
-          <w:tcPr>
-            <w:tcW w:type="dxa" w:w="1440"/>
-          </w:tcPr>
-          <w:p>
-            <w:r>
-              <w:t>爆点</w:t>
-            </w:r>
-          </w:p>
-        </w:tc>
-        <w:tc>
-          <w:tcPr>
-            <w:tcW w:type="dxa" w:w="1440"/>
-          </w:tcPr>
-          <w:p>
-            <w:r>
-              <w:t>金融市场</w:t>
-            </w:r>
-          </w:p>
-        </w:tc>
-        <w:tc>
-          <w:tcPr>
-            <w:tcW w:type="dxa" w:w="1440"/>
-          </w:tcPr>
-          <w:p>
-            <w:r>
-              <w:t>科创芯片板块回暖，科创芯片ETF易方达（589130）涨2.</w:t>
-            </w:r>
-          </w:p>
-        </w:tc>
-        <w:tc>
-          <w:tcPr>
-            <w:tcW w:type="dxa" w:w="1440"/>
-          </w:tcPr>
-          <w:p>
-            <w:r>
-              <w:t>32/4</w:t>
-            </w:r>
-          </w:p>
-        </w:tc>
-      </w:tr>
-      <w:tr>
-        <w:tc>
-          <w:tcPr>
-            <w:tcW w:type="dxa" w:w="1440"/>
-          </w:tcPr>
-          <w:p>
-            <w:r>
-              <w:t>2</w:t>
-            </w:r>
-          </w:p>
-        </w:tc>
-        <w:tc>
-          <w:tcPr>
-            <w:tcW w:type="dxa" w:w="1440"/>
-          </w:tcPr>
-          <w:p>
-            <w:r>
-              <w:t>0.742</w:t>
-            </w:r>
-          </w:p>
-        </w:tc>
-        <w:tc>
-          <w:tcPr>
-            <w:tcW w:type="dxa" w:w="1440"/>
-          </w:tcPr>
-          <w:p>
-            <w:r>
-              <w:t>爆点</w:t>
-            </w:r>
-          </w:p>
-        </w:tc>
-        <w:tc>
-          <w:tcPr>
-            <w:tcW w:type="dxa" w:w="1440"/>
-          </w:tcPr>
-          <w:p>
-            <w:r>
-              <w:t>综合</w:t>
-            </w:r>
-          </w:p>
-        </w:tc>
-        <w:tc>
-          <w:tcPr>
-            <w:tcW w:type="dxa" w:w="1440"/>
-          </w:tcPr>
-          <w:p>
-            <w:r>
-              <w:t>助力国家在功率半导体领域取得领先，香港2027年成立国家制造</w:t>
-            </w:r>
-          </w:p>
-        </w:tc>
-        <w:tc>
-          <w:tcPr>
-            <w:tcW w:type="dxa" w:w="1440"/>
-          </w:tcPr>
-          <w:p>
-            <w:r>
-              <w:t>27/3</w:t>
-            </w:r>
-          </w:p>
-        </w:tc>
-      </w:tr>
-      <w:tr>
-        <w:tc>
-          <w:tcPr>
-            <w:tcW w:type="dxa" w:w="1440"/>
-          </w:tcPr>
-          <w:p>
-            <w:r>
-              <w:t>3</w:t>
-            </w:r>
-          </w:p>
-        </w:tc>
-        <w:tc>
-          <w:tcPr>
-            <w:tcW w:type="dxa" w:w="1440"/>
-          </w:tcPr>
-          <w:p>
-            <w:r>
-              <w:t>0.713</w:t>
+              <w:t>0.804</w:t>
             </w:r>
           </w:p>
         </w:tc>
@@ -290,7 +166,131 @@
           </w:tcPr>
           <w:p>
             <w:r>
-              <w:t>67/3</w:t>
+              <w:t>58/3</w:t>
+            </w:r>
+          </w:p>
+        </w:tc>
+      </w:tr>
+      <w:tr>
+        <w:tc>
+          <w:tcPr>
+            <w:tcW w:type="dxa" w:w="1440"/>
+          </w:tcPr>
+          <w:p>
+            <w:r>
+              <w:t>2</w:t>
+            </w:r>
+          </w:p>
+        </w:tc>
+        <w:tc>
+          <w:tcPr>
+            <w:tcW w:type="dxa" w:w="1440"/>
+          </w:tcPr>
+          <w:p>
+            <w:r>
+              <w:t>0.555</w:t>
+            </w:r>
+          </w:p>
+        </w:tc>
+        <w:tc>
+          <w:tcPr>
+            <w:tcW w:type="dxa" w:w="1440"/>
+          </w:tcPr>
+          <w:p>
+            <w:r>
+              <w:t>爆点</w:t>
+            </w:r>
+          </w:p>
+        </w:tc>
+        <w:tc>
+          <w:tcPr>
+            <w:tcW w:type="dxa" w:w="1440"/>
+          </w:tcPr>
+          <w:p>
+            <w:r>
+              <w:t>国际市场</w:t>
+            </w:r>
+          </w:p>
+        </w:tc>
+        <w:tc>
+          <w:tcPr>
+            <w:tcW w:type="dxa" w:w="1440"/>
+          </w:tcPr>
+          <w:p>
+            <w:r>
+              <w:t>人民币升破6.7关口！多重因素构成强支撑 业内预计全年人民币</w:t>
+            </w:r>
+          </w:p>
+        </w:tc>
+        <w:tc>
+          <w:tcPr>
+            <w:tcW w:type="dxa" w:w="1440"/>
+          </w:tcPr>
+          <w:p>
+            <w:r>
+              <w:t>10/4</w:t>
+            </w:r>
+          </w:p>
+        </w:tc>
+      </w:tr>
+      <w:tr>
+        <w:tc>
+          <w:tcPr>
+            <w:tcW w:type="dxa" w:w="1440"/>
+          </w:tcPr>
+          <w:p>
+            <w:r>
+              <w:t>3</w:t>
+            </w:r>
+          </w:p>
+        </w:tc>
+        <w:tc>
+          <w:tcPr>
+            <w:tcW w:type="dxa" w:w="1440"/>
+          </w:tcPr>
+          <w:p>
+            <w:r>
+              <w:t>0.551</w:t>
+            </w:r>
+          </w:p>
+        </w:tc>
+        <w:tc>
+          <w:tcPr>
+            <w:tcW w:type="dxa" w:w="1440"/>
+          </w:tcPr>
+          <w:p>
+            <w:r>
+              <w:t>爆点</w:t>
+            </w:r>
+          </w:p>
+        </w:tc>
+        <w:tc>
+          <w:tcPr>
+            <w:tcW w:type="dxa" w:w="1440"/>
+          </w:tcPr>
+          <w:p>
+            <w:r>
+              <w:t>宏观政策</w:t>
+            </w:r>
+          </w:p>
+        </w:tc>
+        <w:tc>
+          <w:tcPr>
+            <w:tcW w:type="dxa" w:w="1440"/>
+          </w:tcPr>
+          <w:p>
+            <w:r>
+              <w:t>日本8月CPI(除生鲜食品)同比 1.7%，预期 1.8%，</w:t>
+            </w:r>
+          </w:p>
+        </w:tc>
+        <w:tc>
+          <w:tcPr>
+            <w:tcW w:type="dxa" w:w="1440"/>
+          </w:tcPr>
+          <w:p>
+            <w:r>
+              <w:t>19/2</w:t>
             </w:r>
           </w:p>
         </w:tc>
@@ -312,7 +312,7 @@
           </w:tcPr>
           <w:p>
             <w:r>
-              <w:t>0.603</w:t>
+              <w:t>0.524</w:t>
             </w:r>
           </w:p>
         </w:tc>
@@ -332,7 +332,7 @@
           </w:tcPr>
           <w:p>
             <w:r>
-              <w:t>综合</w:t>
+              <w:t>金融市场</w:t>
             </w:r>
           </w:p>
         </w:tc>
@@ -342,7 +342,7 @@
           </w:tcPr>
           <w:p>
             <w:r>
-              <w:t>平陆运河今天通航：少跑623公里，一张AI长图看懂航程巨变</w:t>
+              <w:t>港股广汽集团、MINIMAX大涨7%，阿里、百度、网易、京东</w:t>
             </w:r>
           </w:p>
         </w:tc>
@@ -352,7 +352,7 @@
           </w:tcPr>
           <w:p>
             <w:r>
-              <w:t>13/2</w:t>
+              <w:t>7/3</w:t>
             </w:r>
           </w:p>
         </w:tc>
@@ -374,7 +374,69 @@
           </w:tcPr>
           <w:p>
             <w:r>
-              <w:t>0.527</w:t>
+              <w:t>0.514</w:t>
+            </w:r>
+          </w:p>
+        </w:tc>
+        <w:tc>
+          <w:tcPr>
+            <w:tcW w:type="dxa" w:w="1440"/>
+          </w:tcPr>
+          <w:p>
+            <w:r>
+              <w:t>爆点</w:t>
+            </w:r>
+          </w:p>
+        </w:tc>
+        <w:tc>
+          <w:tcPr>
+            <w:tcW w:type="dxa" w:w="1440"/>
+          </w:tcPr>
+          <w:p>
+            <w:r>
+              <w:t>大宗与能化</w:t>
+            </w:r>
+          </w:p>
+        </w:tc>
+        <w:tc>
+          <w:tcPr>
+            <w:tcW w:type="dxa" w:w="1440"/>
+          </w:tcPr>
+          <w:p>
+            <w:r>
+              <w:t>商品期货开盘，原油主力合约跌超5%，燃料油跌超4%，LU燃油</w:t>
+            </w:r>
+          </w:p>
+        </w:tc>
+        <w:tc>
+          <w:tcPr>
+            <w:tcW w:type="dxa" w:w="1440"/>
+          </w:tcPr>
+          <w:p>
+            <w:r>
+              <w:t>6/3</w:t>
+            </w:r>
+          </w:p>
+        </w:tc>
+      </w:tr>
+      <w:tr>
+        <w:tc>
+          <w:tcPr>
+            <w:tcW w:type="dxa" w:w="1440"/>
+          </w:tcPr>
+          <w:p>
+            <w:r>
+              <w:t>6</w:t>
+            </w:r>
+          </w:p>
+        </w:tc>
+        <w:tc>
+          <w:tcPr>
+            <w:tcW w:type="dxa" w:w="1440"/>
+          </w:tcPr>
+          <w:p>
+            <w:r>
+              <w:t>0.504</w:t>
             </w:r>
           </w:p>
         </w:tc>
@@ -426,7 +488,7 @@
           </w:tcPr>
           <w:p>
             <w:r>
-              <w:t>6</w:t>
+              <w:t>7</w:t>
             </w:r>
           </w:p>
         </w:tc>
@@ -436,7 +498,7 @@
           </w:tcPr>
           <w:p>
             <w:r>
-              <w:t>0.495</w:t>
+              <w:t>0.436</w:t>
             </w:r>
           </w:p>
         </w:tc>
@@ -446,7 +508,7 @@
           </w:tcPr>
           <w:p>
             <w:r>
-              <w:t>爆点</w:t>
+              <w:t>高热</w:t>
             </w:r>
           </w:p>
         </w:tc>
@@ -466,7 +528,7 @@
           </w:tcPr>
           <w:p>
             <w:r>
-              <w:t>潘功胜：丰富宏观审慎管理的工具箱，维护股市、债市、汇市等金融</w:t>
+              <w:t>伯克希尔·哈撒韦任命沃伦·巴菲特为名誉董事长，霍华德·巴菲特</w:t>
             </w:r>
           </w:p>
         </w:tc>
@@ -476,69 +538,7 @@
           </w:tcPr>
           <w:p>
             <w:r>
-              <w:t>7/3</w:t>
-            </w:r>
-          </w:p>
-        </w:tc>
-      </w:tr>
-      <w:tr>
-        <w:tc>
-          <w:tcPr>
-            <w:tcW w:type="dxa" w:w="1440"/>
-          </w:tcPr>
-          <w:p>
-            <w:r>
-              <w:t>7</w:t>
-            </w:r>
-          </w:p>
-        </w:tc>
-        <w:tc>
-          <w:tcPr>
-            <w:tcW w:type="dxa" w:w="1440"/>
-          </w:tcPr>
-          <w:p>
-            <w:r>
-              <w:t>0.463</w:t>
-            </w:r>
-          </w:p>
-        </w:tc>
-        <w:tc>
-          <w:tcPr>
-            <w:tcW w:type="dxa" w:w="1440"/>
-          </w:tcPr>
-          <w:p>
-            <w:r>
-              <w:t>爆点</w:t>
-            </w:r>
-          </w:p>
-        </w:tc>
-        <w:tc>
-          <w:tcPr>
-            <w:tcW w:type="dxa" w:w="1440"/>
-          </w:tcPr>
-          <w:p>
-            <w:r>
-              <w:t>国际市场</w:t>
-            </w:r>
-          </w:p>
-        </w:tc>
-        <w:tc>
-          <w:tcPr>
-            <w:tcW w:type="dxa" w:w="1440"/>
-          </w:tcPr>
-          <w:p>
-            <w:r>
-              <w:t>机构：美联储立场鹰派后 美元/日元在日本央行决议前或升逾15</w:t>
-            </w:r>
-          </w:p>
-        </w:tc>
-        <w:tc>
-          <w:tcPr>
-            <w:tcW w:type="dxa" w:w="1440"/>
-          </w:tcPr>
-          <w:p>
-            <w:r>
-              <w:t>5/2</w:t>
+              <w:t>5/3</w:t>
             </w:r>
           </w:p>
         </w:tc>
@@ -560,7 +560,7 @@
           </w:tcPr>
           <w:p>
             <w:r>
-              <w:t>0.462</w:t>
+              <w:t>0.427</w:t>
             </w:r>
           </w:p>
         </w:tc>
@@ -580,7 +580,7 @@
           </w:tcPr>
           <w:p>
             <w:r>
-              <w:t>国际市场</w:t>
+              <w:t>消费零售</w:t>
             </w:r>
           </w:p>
         </w:tc>
@@ -590,7 +590,7 @@
           </w:tcPr>
           <w:p>
             <w:r>
-              <w:t>现货黄金日内涨幅达2.0%，报4351.65美元/盎司。 现</w:t>
+              <w:t>美国8月零售销售(除汽车与汽油)环比 1.2%，预期 0.4</w:t>
             </w:r>
           </w:p>
         </w:tc>
@@ -622,7 +622,7 @@
           </w:tcPr>
           <w:p>
             <w:r>
-              <w:t>0.461</w:t>
+              <w:t>0.417</w:t>
             </w:r>
           </w:p>
         </w:tc>
@@ -642,7 +642,7 @@
           </w:tcPr>
           <w:p>
             <w:r>
-              <w:t>国际市场</w:t>
+              <w:t>宏观政策</w:t>
             </w:r>
           </w:p>
         </w:tc>
@@ -652,7 +652,7 @@
           </w:tcPr>
           <w:p>
             <w:r>
-              <w:t>人民币兑美元中间价报6.7580，上调48点；上一交易日中间</w:t>
+              <w:t>日本央行利率决议后 日本20年期和30年期国债价格抹去涨幅</w:t>
             </w:r>
           </w:p>
         </w:tc>
@@ -662,7 +662,7 @@
           </w:tcPr>
           <w:p>
             <w:r>
-              <w:t>6/3</w:t>
+              <w:t>3/3</w:t>
             </w:r>
           </w:p>
         </w:tc>
@@ -684,7 +684,7 @@
           </w:tcPr>
           <w:p>
             <w:r>
-              <w:t>0.461</w:t>
+              <w:t>0.412</w:t>
             </w:r>
           </w:p>
         </w:tc>
@@ -704,7 +704,7 @@
           </w:tcPr>
           <w:p>
             <w:r>
-              <w:t>大宗与能化</w:t>
+              <w:t>综合</w:t>
             </w:r>
           </w:p>
         </w:tc>
@@ -714,7 +714,7 @@
           </w:tcPr>
           <w:p>
             <w:r>
-              <w:t>商品期货开盘，原油主力合约跌超5%，燃料油跌超4%，LU燃油</w:t>
+              <w:t>十部门：鼓励发展新能源房车，提高房车智能化、绿色化水平</w:t>
             </w:r>
           </w:p>
         </w:tc>
@@ -724,7 +724,7 @@
           </w:tcPr>
           <w:p>
             <w:r>
-              <w:t>6/3</w:t>
+              <w:t>4/3</w:t>
             </w:r>
           </w:p>
         </w:tc>
@@ -746,7 +746,7 @@
         <w:pStyle w:val="Heading2"/>
       </w:pPr>
       <w:r>
-        <w:t>科创芯片板块回暖，科创芯片ETF易方达（589130）涨2.07%，AI算力与国产替代共</w:t>
+        <w:t>一文读懂|时隔三年 美联储首次加息25基点 全员同意 主席沃什强调通胀“太高持续太久了”</w:t>
       </w:r>
     </w:p>
     <w:p>
@@ -755,7 +755,7 @@
           <w:color w:val="8A939E"/>
           <w:sz w:val="18"/>
         </w:rPr>
-        <w:t>热度 0.779（爆点）· 32 篇 / 4 家媒体 · 金融市场</w:t>
+        <w:t>热度 0.804（爆点）· 58 篇 / 3 家媒体 · 国际市场</w:t>
       </w:r>
     </w:p>
     <w:p>
@@ -767,155 +767,7 @@
         <w:t>事件概述：</w:t>
       </w:r>
       <w:r>
-        <w:t>「科创芯片板块回暖，科创芯片ETF易方达（589130）涨2.07%，AI算力与国产替代共振」由 32 篇报道聚合而成，覆盖 4 家媒体，热度 0.779（爆点），所属板块类目：金融市场。</w:t>
-      </w:r>
-    </w:p>
-    <w:p>
-      <w:r>
-        <w:rPr>
-          <w:b/>
-          <w:color w:val="16324F"/>
-        </w:rPr>
-        <w:t>关键信息：</w:t>
-      </w:r>
-      <w:r>
-        <w:t>科创芯片板块回暖，科创芯片ETF易方达（589130）涨2.07%，AI算力与国；科创板块逆市走强，科创100增强ETF易方达（588500）涨2.39%，科技成；“十五五”规划明确“提升人工智能芯片设计水平”！20cm的科创芯片设计ETF永赢</w:t>
-      </w:r>
-    </w:p>
-    <w:p>
-      <w:r>
-        <w:rPr>
-          <w:b/>
-          <w:color w:val="16324F"/>
-        </w:rPr>
-        <w:t>市场影响：</w:t>
-      </w:r>
-      <w:r>
-        <w:t>关联板块代码：BK0459、BK1134、BK0732、BK0800、BK0877。（LLM 不可用，未生成研判，以上为检索与统计事实）</w:t>
-      </w:r>
-    </w:p>
-    <w:p>
-      <w:r>
-        <w:rPr>
-          <w:b/>
-          <w:color w:val="16324F"/>
-        </w:rPr>
-        <w:t>关注要点：</w:t>
-      </w:r>
-      <w:r>
-        <w:t>建议人工复核该事件的后续进展与板块联动。</w:t>
-      </w:r>
-    </w:p>
-    <w:p>
-      <w:r>
-        <w:rPr>
-          <w:color w:val="8A939E"/>
-          <w:sz w:val="17"/>
-        </w:rPr>
-        <w:t>引用：[1]科创芯片板块回暖，科创芯片ETF易方达（589130 / [2]科创板块逆市走强，科创100增强ETF易方达（588 / [3]“十五五”规划明确“提升人工智能芯片设计水平”！20 / [4]我国算力基础设施取得应用新进展，科创AIETF博时(</w:t>
-      </w:r>
-    </w:p>
-    <w:p>
-      <w:pPr>
-        <w:pStyle w:val="Heading2"/>
-      </w:pPr>
-      <w:r>
-        <w:t>助力国家在功率半导体领域取得领先，香港2027年成立国家制造业创新中心</w:t>
-      </w:r>
-    </w:p>
-    <w:p>
-      <w:r>
-        <w:rPr>
-          <w:color w:val="8A939E"/>
-          <w:sz w:val="18"/>
-        </w:rPr>
-        <w:t>热度 0.742（爆点）· 27 篇 / 3 家媒体 · 综合</w:t>
-      </w:r>
-    </w:p>
-    <w:p>
-      <w:r>
-        <w:rPr>
-          <w:b/>
-          <w:color w:val="16324F"/>
-        </w:rPr>
-        <w:t>事件概述：</w:t>
-      </w:r>
-      <w:r>
-        <w:t>「助力国家在功率半导体领域取得领先，香港2027年成立国家制造业创新中心」由 27 篇报道聚合而成，覆盖 3 家媒体，热度 0.742（爆点），所属板块类目：综合。</w:t>
-      </w:r>
-    </w:p>
-    <w:p>
-      <w:r>
-        <w:rPr>
-          <w:b/>
-          <w:color w:val="16324F"/>
-        </w:rPr>
-        <w:t>关键信息：</w:t>
-      </w:r>
-      <w:r>
-        <w:t>助力国家在功率半导体领域取得领先，香港2027年成立国家制造业创新中心；李家超：香港首份五年规划深度对接国家战略 依托国家后盾把握最大机遇；中国建设银行发布支持上海（长三角）国际科技创新中心建设高质量发展服务方案和集成电</w:t>
-      </w:r>
-    </w:p>
-    <w:p>
-      <w:r>
-        <w:rPr>
-          <w:b/>
-          <w:color w:val="16324F"/>
-        </w:rPr>
-        <w:t>市场影响：</w:t>
-      </w:r>
-      <w:r>
-        <w:t>关联板块代码：本簇未携带板块标签。（LLM 不可用，未生成研判，以上为检索与统计事实）</w:t>
-      </w:r>
-    </w:p>
-    <w:p>
-      <w:r>
-        <w:rPr>
-          <w:b/>
-          <w:color w:val="16324F"/>
-        </w:rPr>
-        <w:t>关注要点：</w:t>
-      </w:r>
-      <w:r>
-        <w:t>建议人工复核该事件的后续进展与板块联动。</w:t>
-      </w:r>
-    </w:p>
-    <w:p>
-      <w:r>
-        <w:rPr>
-          <w:color w:val="8A939E"/>
-          <w:sz w:val="17"/>
-        </w:rPr>
-        <w:t>引用：[1]助力国家在功率半导体领域取得领先，香港2027年成立 / [2]李家超：香港首份五年规划深度对接国家战略 依托国家后 / [3]中国建设银行发布支持上海（长三角）国际科技创新中心建 / [4]李家超：确立五大目标 依托“内联外通”深化大湾区融合</w:t>
-      </w:r>
-    </w:p>
-    <w:p>
-      <w:pPr>
-        <w:pStyle w:val="Heading2"/>
-      </w:pPr>
-      <w:r>
-        <w:t>一文读懂|时隔三年 美联储首次加息25基点 全员同意 主席沃什强调通胀“太高持续太久了”</w:t>
-      </w:r>
-    </w:p>
-    <w:p>
-      <w:r>
-        <w:rPr>
-          <w:color w:val="8A939E"/>
-          <w:sz w:val="18"/>
-        </w:rPr>
-        <w:t>热度 0.713（爆点）· 67 篇 / 3 家媒体 · 国际市场</w:t>
-      </w:r>
-    </w:p>
-    <w:p>
-      <w:r>
-        <w:rPr>
-          <w:b/>
-          <w:color w:val="16324F"/>
-        </w:rPr>
-        <w:t>事件概述：</w:t>
-      </w:r>
-      <w:r>
-        <w:t>「一文读懂|时隔三年 美联储首次加息25基点 全员同意 主席沃什强调通胀“太高持续太久了” 特朗普」由 67 篇报道聚合而成，覆盖 3 家媒体，热度 0.713（爆点），所属板块类目：国际市场。</w:t>
+        <w:t>「一文读懂|时隔三年 美联储首次加息25基点 全员同意 主席沃什强调通胀“太高持续太久了” 特朗普」由 58 篇报道聚合而成，覆盖 3 家媒体，热度 0.804（爆点），所属板块类目：国际市场。</w:t>
       </w:r>
     </w:p>
     <w:p>
@@ -968,7 +820,7 @@
         <w:pStyle w:val="Heading2"/>
       </w:pPr>
       <w:r>
-        <w:t>平陆运河今天通航：少跑623公里，一张AI长图看懂航程巨变</w:t>
+        <w:t>人民币升破6.7关口！多重因素构成强支撑 业内预计全年人民币汇率走势或“先升后稳”</w:t>
       </w:r>
     </w:p>
     <w:p>
@@ -977,7 +829,7 @@
           <w:color w:val="8A939E"/>
           <w:sz w:val="18"/>
         </w:rPr>
-        <w:t>热度 0.603（爆点）· 13 篇 / 2 家媒体 · 综合</w:t>
+        <w:t>热度 0.555（爆点）· 10 篇 / 4 家媒体 · 国际市场</w:t>
       </w:r>
     </w:p>
     <w:p>
@@ -989,7 +841,7 @@
         <w:t>事件概述：</w:t>
       </w:r>
       <w:r>
-        <w:t>「平陆运河今天通航：少跑623公里，一张AI长图看懂航程巨变」由 13 篇报道聚合而成，覆盖 2 家媒体，热度 0.603（爆点），所属板块类目：综合。</w:t>
+        <w:t>「人民币升破6.7关口！多重因素构成强支撑 业内预计全年人民币汇率走势或“先升后稳”」由 10 篇报道聚合而成，覆盖 4 家媒体，热度 0.555（爆点），所属板块类目：国际市场。</w:t>
       </w:r>
     </w:p>
     <w:p>
@@ -1001,7 +853,7 @@
         <w:t>关键信息：</w:t>
       </w:r>
       <w:r>
-        <w:t>平陆运河今天通航：少跑623公里，一张AI长图看懂航程巨变；平陆运河正式通航；平陆运河通航西南货物出海少走560公里</w:t>
+        <w:t>人民币升破6.7关口！多重因素构成强支撑 业内预计全年人民币汇率走势或“先升后稳；在岸、离岸人民币，双双升破6.7；在岸、离岸人民币对美元汇率双双升破6.7</w:t>
       </w:r>
     </w:p>
     <w:p>
@@ -1034,7 +886,7 @@
           <w:color w:val="8A939E"/>
           <w:sz w:val="17"/>
         </w:rPr>
-        <w:t>引用：[1]平陆运河今天通航：少跑623公里，一张AI长图看懂航 / [2]平陆运河正式通航 / [3]平陆运河通航西南货物出海少走560公里 / [4]正式通航！平陆运河究竟是条什么河？</w:t>
+        <w:t>引用：[1]人民币升破6.7关口！多重因素构成强支撑 业内预计全 / [2]在岸、离岸人民币，双双升破6.7 / [3]在岸、离岸人民币对美元汇率双双升破6.7 / [4]离岸人民币兑美元升破6.70关口，创2023年1月1</w:t>
       </w:r>
     </w:p>
     <w:p>
@@ -1042,7 +894,7 @@
         <w:pStyle w:val="Heading2"/>
       </w:pPr>
       <w:r>
-        <w:t>澳洲联储主席布洛克：多项指标持续表明，劳动力市场状况依旧接近且略紧于充分就业水平</w:t>
+        <w:t>日本8月CPI(除生鲜食品)同比 1.7%，预期 1.8%，前值 1.8%。</w:t>
       </w:r>
     </w:p>
     <w:p>
@@ -1051,7 +903,7 @@
           <w:color w:val="8A939E"/>
           <w:sz w:val="18"/>
         </w:rPr>
-        <w:t>热度 0.527（爆点）· 9 篇 / 3 家媒体 · 综合</w:t>
+        <w:t>热度 0.551（爆点）· 19 篇 / 2 家媒体 · 宏观政策</w:t>
       </w:r>
     </w:p>
     <w:p>
@@ -1063,7 +915,7 @@
         <w:t>事件概述：</w:t>
       </w:r>
       <w:r>
-        <w:t>「澳洲联储主席布洛克：多项指标持续表明，劳动力市场状况依旧接近且略紧于充分就业水平」由 9 篇报道聚合而成，覆盖 3 家媒体，热度 0.527（爆点），所属板块类目：综合。</w:t>
+        <w:t>「日本8月CPI(除生鲜食品)同比 1.7%，预期 1.8%，前值 1.8%。」由 19 篇报道聚合而成，覆盖 2 家媒体，热度 0.551（爆点），所属板块类目：宏观政策。</w:t>
       </w:r>
     </w:p>
     <w:p>
@@ -1075,7 +927,7 @@
         <w:t>关键信息：</w:t>
       </w:r>
       <w:r>
-        <w:t>澳洲联储主席布洛克：多项指标持续表明，劳动力市场状况依旧接近且略紧于充分就业水平；澳洲联储主席布洛克：由于全球不确定性，投资者希望获得更高的回报。 贸易和关税公告；澳洲联储主席布洛克：通胀风险偏向上行。 很难忽略持续存在的通胀冲击。 将通胀率控</w:t>
+        <w:t>日本8月CPI(除生鲜食品)同比 1.7%，预期 1.8%，前值 1.8%。；日本8月份全国消费者价格指数增速放缓 低于预期 日本央行利率加息预期保持不变；美国8月进口价格指数同比 7%，预期 6.6%，前值 5.9%。</w:t>
       </w:r>
     </w:p>
     <w:p>
@@ -1108,7 +960,155 @@
           <w:color w:val="8A939E"/>
           <w:sz w:val="17"/>
         </w:rPr>
-        <w:t>引用：[1]澳洲联储主席布洛克：多项指标持续表明，劳动力市场状况 / [2]澳洲联储主席布洛克：由于全球不确定性，投资者希望获得 / [3]澳洲联储主席布洛克：通胀风险偏向上行。 很难忽略持续 / [4]澳洲联储主席布洛克：我们正在思考当前的政策紧缩程度是</w:t>
+        <w:t>引用：[1]日本8月CPI(除生鲜食品)同比 1.7%，预期 1 / [2]日本8月份全国消费者价格指数增速放缓 低于预期 日本 / [3]美国8月进口价格指数同比 7%，预期 6.6%，前值 / [4]日本8月核心CPI同比上涨1.7% 预估为上涨1.8</w:t>
+      </w:r>
+    </w:p>
+    <w:p>
+      <w:pPr>
+        <w:pStyle w:val="Heading2"/>
+      </w:pPr>
+      <w:r>
+        <w:t>港股广汽集团、MINIMAX大涨7%，阿里、百度、网易、京东集体下跌，珠峰黄金跌超7%</w:t>
+      </w:r>
+    </w:p>
+    <w:p>
+      <w:r>
+        <w:rPr>
+          <w:color w:val="8A939E"/>
+          <w:sz w:val="18"/>
+        </w:rPr>
+        <w:t>热度 0.524（爆点）· 7 篇 / 3 家媒体 · 金融市场</w:t>
+      </w:r>
+    </w:p>
+    <w:p>
+      <w:r>
+        <w:rPr>
+          <w:b/>
+          <w:color w:val="16324F"/>
+        </w:rPr>
+        <w:t>事件概述：</w:t>
+      </w:r>
+      <w:r>
+        <w:t>「港股广汽集团、MINIMAX大涨7%，阿里、百度、网易、京东集体下跌，珠峰黄金跌超7%」由 7 篇报道聚合而成，覆盖 3 家媒体，热度 0.524（爆点），所属板块类目：金融市场。</w:t>
+      </w:r>
+    </w:p>
+    <w:p>
+      <w:r>
+        <w:rPr>
+          <w:b/>
+          <w:color w:val="16324F"/>
+        </w:rPr>
+        <w:t>关键信息：</w:t>
+      </w:r>
+      <w:r>
+        <w:t>港股广汽集团、MINIMAX大涨7%，阿里、百度、网易、京东集体下跌，珠峰黄金跌；9月17日热门中概股涨跌不一 携程涨超3% 百度跌超2% B站跌超3%；港股午评：恒指跌0.73% 科指跌0.76% 科网股低迷 黄金股下挫</w:t>
+      </w:r>
+    </w:p>
+    <w:p>
+      <w:r>
+        <w:rPr>
+          <w:b/>
+          <w:color w:val="16324F"/>
+        </w:rPr>
+        <w:t>市场影响：</w:t>
+      </w:r>
+      <w:r>
+        <w:t>关联板块代码：本簇未携带板块标签。（LLM 不可用，未生成研判，以上为检索与统计事实）</w:t>
+      </w:r>
+    </w:p>
+    <w:p>
+      <w:r>
+        <w:rPr>
+          <w:b/>
+          <w:color w:val="16324F"/>
+        </w:rPr>
+        <w:t>关注要点：</w:t>
+      </w:r>
+      <w:r>
+        <w:t>建议人工复核该事件的后续进展与板块联动。</w:t>
+      </w:r>
+    </w:p>
+    <w:p>
+      <w:r>
+        <w:rPr>
+          <w:color w:val="8A939E"/>
+          <w:sz w:val="17"/>
+        </w:rPr>
+        <w:t>引用：[1]港股广汽集团、MINIMAX大涨7%，阿里、百度、网 / [2]9月17日热门中概股涨跌不一 携程涨超3% 百度跌超 / [3]港股午评：恒指跌0.73% 科指跌0.76% 科网股 / [4]广汽集团午前涨超5% 一汽拟成广汽第二大股东</w:t>
+      </w:r>
+    </w:p>
+    <w:p>
+      <w:pPr>
+        <w:pStyle w:val="Heading2"/>
+      </w:pPr>
+      <w:r>
+        <w:t>商品期货开盘，原油主力合约跌超5%，燃料油跌超4%，LU燃油跌超3%，苯乙烯、纯</w:t>
+      </w:r>
+    </w:p>
+    <w:p>
+      <w:r>
+        <w:rPr>
+          <w:color w:val="8A939E"/>
+          <w:sz w:val="18"/>
+        </w:rPr>
+        <w:t>热度 0.514（爆点）· 6 篇 / 3 家媒体 · 大宗与能化</w:t>
+      </w:r>
+    </w:p>
+    <w:p>
+      <w:r>
+        <w:rPr>
+          <w:b/>
+          <w:color w:val="16324F"/>
+        </w:rPr>
+        <w:t>事件概述：</w:t>
+      </w:r>
+      <w:r>
+        <w:t>「商品期货开盘，原油主力合约跌超5%，燃料油跌超4%，LU燃油跌超3%，苯乙烯、纯」由 6 篇报道聚合而成，覆盖 3 家媒体，热度 0.514（爆点），所属板块类目：大宗与能化。</w:t>
+      </w:r>
+    </w:p>
+    <w:p>
+      <w:r>
+        <w:rPr>
+          <w:b/>
+          <w:color w:val="16324F"/>
+        </w:rPr>
+        <w:t>关键信息：</w:t>
+      </w:r>
+      <w:r>
+        <w:t>商品期货开盘，原油主力合约跌超5%，燃料油跌超4%，LU燃油跌超3%，苯乙烯、纯；国内商品期货早盘开盘 主力合约跌多涨少；商品期货开盘，原油主力合约跌超5%，液化气、焦煤跌超3%，燃料油跌近3%。集运欧</w:t>
+      </w:r>
+    </w:p>
+    <w:p>
+      <w:r>
+        <w:rPr>
+          <w:b/>
+          <w:color w:val="16324F"/>
+        </w:rPr>
+        <w:t>市场影响：</w:t>
+      </w:r>
+      <w:r>
+        <w:t>关联板块代码：本簇未携带板块标签。（LLM 不可用，未生成研判，以上为检索与统计事实）</w:t>
+      </w:r>
+    </w:p>
+    <w:p>
+      <w:r>
+        <w:rPr>
+          <w:b/>
+          <w:color w:val="16324F"/>
+        </w:rPr>
+        <w:t>关注要点：</w:t>
+      </w:r>
+      <w:r>
+        <w:t>建议人工复核该事件的后续进展与板块联动。</w:t>
+      </w:r>
+    </w:p>
+    <w:p>
+      <w:r>
+        <w:rPr>
+          <w:color w:val="8A939E"/>
+          <w:sz w:val="17"/>
+        </w:rPr>
+        <w:t>引用：[1]商品期货开盘，原油主力合约跌超5%，燃料油跌超4%， / [2]国内商品期货早盘开盘 主力合约跌多涨少 / [3]商品期货开盘，原油主力合约跌超5%，液化气、焦煤跌超 / [4]收评|国内期货主力合约跌多涨少 纯苯触及跌停</w:t>
       </w:r>
     </w:p>
     <w:p>
@@ -1127,7 +1127,7 @@
         <w:pStyle w:val="ListBullet"/>
       </w:pPr>
       <w:r>
-        <w:t>采集：6 家媒体公开接口，累计入库 5,623 条</w:t>
+        <w:t>采集：6 家媒体公开接口，累计入库 6,257 条</w:t>
       </w:r>
     </w:p>
     <w:p>
@@ -1135,7 +1135,7 @@
         <w:pStyle w:val="ListBullet"/>
       </w:pPr>
       <w:r>
-        <w:t>三层去重：2,867 → 2,498 条（精确145/SimHash10/语义214）</w:t>
+        <w:t>三层去重：2,541 → 2,249 条（精确104/SimHash7/语义181）</w:t>
       </w:r>
     </w:p>
     <w:p>
